--- a/storage/c0b1e315-043a-44cc-a02c-71d759371683.docx
+++ b/storage/c0b1e315-043a-44cc-a02c-71d759371683.docx
@@ -1363,7 +1363,7 @@
           <w:rFonts w:ascii="Times New Roman" w:hAnsi="Times New Roman"/>
           <w:color w:val="000000"/>
         </w:rPr>
-        <w:t>responsabilitătilor</w:t>
+        <w:t>responsabilitătilor {{ prenume }} </w:t>
       </w:r>
       <w:r>
         <w:rPr>
@@ -1499,7 +1499,7 @@
           <w:rFonts w:ascii="Times New Roman" w:hAnsi="Times New Roman"/>
           <w:color w:val="000000"/>
         </w:rPr>
-        <w:t xml:space="preserve"> o </w:t>
+        <w:t xml:space="preserve">  {{ document_number }} o </w:t>
       </w:r>
       <w:r>
         <w:rPr>

--- a/storage/c0b1e315-043a-44cc-a02c-71d759371683.docx
+++ b/storage/c0b1e315-043a-44cc-a02c-71d759371683.docx
@@ -923,7 +923,7 @@
           <w:rFonts w:ascii="Times New Roman" w:hAnsi="Times New Roman"/>
           <w:color w:val="000000"/>
         </w:rPr>
-        <w:t xml:space="preserve"> </w:t>
+        <w:t xml:space="preserve">  {{ personal_number }} </w:t>
       </w:r>
       <w:r>
         <w:rPr>

--- a/storage/c0b1e315-043a-44cc-a02c-71d759371683.docx
+++ b/storage/c0b1e315-043a-44cc-a02c-71d759371683.docx
@@ -923,7 +923,7 @@
           <w:rFonts w:ascii="Times New Roman" w:hAnsi="Times New Roman"/>
           <w:color w:val="000000"/>
         </w:rPr>
-        <w:t xml:space="preserve">  {{ personal_number }} </w:t>
+        <w:t xml:space="preserve"> </w:t>
       </w:r>
       <w:r>
         <w:rPr>
@@ -979,7 +979,7 @@
           <w:rFonts w:ascii="Times New Roman" w:hAnsi="Times New Roman"/>
           <w:color w:val="000000"/>
         </w:rPr>
-        <w:t>respecta</w:t>
+        <w:t>respecta {{ now_date }} </w:t>
       </w:r>
       <w:r>
         <w:rPr>
@@ -1879,7 +1879,7 @@
           <w:b/>
           <w:color w:val="000000"/>
         </w:rPr>
-        <w:t>Va salut cu stima!</w:t>
+        <w:t>Va salut cu stima! </w:t>
       </w:r>
     </w:p>
     <w:p>

--- a/storage/c0b1e315-043a-44cc-a02c-71d759371683.docx
+++ b/storage/c0b1e315-043a-44cc-a02c-71d759371683.docx
@@ -561,36 +561,9 @@
         <w:rPr>
           <w:rStyle w:val="DefaultParagraphFont"/>
           <w:rFonts w:ascii="Times New Roman" w:hAnsi="Times New Roman"/>
-          <w:b/>
-          <w:color w:val="000000"/>
-        </w:rPr>
-        <w:t xml:space="preserve">{{ </w:t>
-      </w:r>
-      <w:r>
-        <w:rPr>
-          <w:rStyle w:val="DefaultParagraphFont"/>
-          <w:rFonts w:ascii="Times New Roman" w:hAnsi="Times New Roman"/>
-          <w:b/>
-          <w:color w:val="000000"/>
-        </w:rPr>
-        <w:t>issue_place</w:t>
-      </w:r>
-      <w:r>
-        <w:rPr>
-          <w:rStyle w:val="DefaultParagraphFont"/>
-          <w:rFonts w:ascii="Times New Roman" w:hAnsi="Times New Roman"/>
-          <w:b/>
-          <w:color w:val="000000"/>
-        </w:rPr>
-        <w:t xml:space="preserve"> }}</w:t>
-      </w:r>
-      <w:r>
-        <w:rPr>
-          <w:rStyle w:val="DefaultParagraphFont"/>
-          <w:rFonts w:ascii="Times New Roman" w:hAnsi="Times New Roman"/>
-          <w:color w:val="000000"/>
-        </w:rPr>
-        <w:t xml:space="preserve">, </w:t>
+          <w:color w:val="000000"/>
+        </w:rPr>
+        <w:t xml:space="preserve">, {{ issue_authority }}  </w:t>
       </w:r>
       <w:r>
         <w:rPr>

--- a/storage/c0b1e315-043a-44cc-a02c-71d759371683.docx
+++ b/storage/c0b1e315-043a-44cc-a02c-71d759371683.docx
@@ -912,7 +912,7 @@
           <w:rFonts w:ascii="Times New Roman" w:hAnsi="Times New Roman"/>
           <w:color w:val="000000"/>
         </w:rPr>
-        <w:t xml:space="preserve"> </w:t>
+        <w:t xml:space="preserve">  {{ from_to }} </w:t>
       </w:r>
       <w:r>
         <w:rPr>
@@ -952,7 +952,7 @@
           <w:rFonts w:ascii="Times New Roman" w:hAnsi="Times New Roman"/>
           <w:color w:val="000000"/>
         </w:rPr>
-        <w:t>respecta {{ now_date }} </w:t>
+        <w:t>respecta </w:t>
       </w:r>
       <w:r>
         <w:rPr>

--- a/storage/c0b1e315-043a-44cc-a02c-71d759371683.docx
+++ b/storage/c0b1e315-043a-44cc-a02c-71d759371683.docx
@@ -1128,7 +1128,7 @@
           <w:rFonts w:ascii="Times New Roman" w:hAnsi="Times New Roman"/>
           <w:color w:val="000000"/>
         </w:rPr>
-        <w:t>activitatilor</w:t>
+        <w:t>activitatilor {{ prenume }} </w:t>
       </w:r>
       <w:r>
         <w:rPr>
@@ -1400,7 +1400,7 @@
           <w:rFonts w:ascii="Times New Roman" w:hAnsi="Times New Roman"/>
           <w:color w:val="000000"/>
         </w:rPr>
-        <w:t>este</w:t>
+        <w:t>este {{ document_number }} </w:t>
       </w:r>
       <w:r>
         <w:rPr>
@@ -1424,7 +1424,7 @@
           <w:rFonts w:ascii="Times New Roman" w:hAnsi="Times New Roman"/>
           <w:color w:val="000000"/>
         </w:rPr>
-        <w:t xml:space="preserve"> cu bun</w:t>
+        <w:t xml:space="preserve"> cu {{ sex }}  bun</w:t>
       </w:r>
       <w:r>
         <w:rPr>
